--- a/plantillas/profesionistas/D5-PROF_Manual_Cumplimiento_PLD_v1.docx
+++ b/plantillas/profesionistas/D5-PROF_Manual_Cumplimiento_PLD_v1.docx
@@ -1891,7 +1891,7 @@
           <w:sz w:val="20"/>
           <w:szCs w:val="20"/>
         </w:rPr>
-        <w:t xml:space="preserve">El alcance de la sujeción se determina por línea de servicio y por asunto. Lista de líneas de servicio incluidas (incisos a) a e)): [LISTA]. Lista de líneas de servicio excluidas: [LISTA]. Secreto profesional y garantía de defensa: el Aviso se cumple con respeto a ambos (art. 17, fr. XI). Criterio del Programa: (i) no se avisa información obtenida en el ejercicio de la defensa de un cliente en un procedimiento; (ii) sí se avisa cuando se llevan a cabo operaciones financieras en representación del cliente, limitando el contenido del Aviso a lo exigido por el art. 24 de la Ley; y (iii) ante la duda, se documenta el análisis y se consulta al asesor legal antes de decidir no avisar (D1-PROF, sección IV).</w:t>
+        <w:t xml:space="preserve">El alcance de la sujeción se determina por línea de servicio y por asunto. Lista de líneas de servicio incluidas (incisos a) a e)): [LISTA DE LÍNEAS INCLUIDAS]. Lista de líneas de servicio excluidas: [LISTA DE LÍNEAS EXCLUIDAS]. Secreto profesional y garantía de defensa: el Aviso se cumple con respeto a ambos (art. 17, fr. XI). Criterio del Programa: (i) no se avisa información obtenida en el ejercicio de la defensa de un cliente en un procedimiento; (ii) sí se avisa cuando se llevan a cabo operaciones financieras en representación del cliente, limitando el contenido del Aviso a lo exigido por el art. 24 de la Ley; y (iii) ante la duda, se documenta el análisis y se consulta al asesor legal antes de decidir no avisar (D1-PROF, sección IV).</w:t>
       </w:r>
     </w:p>
     <w:p>
